--- a/results/tables/Ferreira_Uninfected_Subset_Analysis/Ferreira_Uninfected_Subset_Analysis.docx
+++ b/results/tables/Ferreira_Uninfected_Subset_Analysis/Ferreira_Uninfected_Subset_Analysis.docx
@@ -267,7 +267,7 @@
                 <w:rFonts w:ascii="Calibri" w:hAnsi="Calibri"/>
                 <w:sz w:val="20"/>
               </w:rPr>
-              <w:t xml:space="default">-0.0062</w:t>
+              <w:t xml:space="default">-0.0060</w:t>
             </w:r>
           </w:p>
         </w:tc>
@@ -291,7 +291,7 @@
                 <w:rFonts w:ascii="Calibri" w:hAnsi="Calibri"/>
                 <w:sz w:val="20"/>
               </w:rPr>
-              <w:t xml:space="default">(-0.0202, 0.0078)</w:t>
+              <w:t xml:space="default">(-0.0201, 0.0082)</w:t>
             </w:r>
           </w:p>
         </w:tc>
@@ -315,7 +315,7 @@
                 <w:rFonts w:ascii="Calibri" w:hAnsi="Calibri"/>
                 <w:sz w:val="20"/>
               </w:rPr>
-              <w:t xml:space="default">0.386</w:t>
+              <w:t xml:space="default">0.409</w:t>
             </w:r>
           </w:p>
         </w:tc>
@@ -392,7 +392,7 @@
                 <w:rFonts w:ascii="Calibri" w:hAnsi="Calibri"/>
                 <w:sz w:val="20"/>
               </w:rPr>
-              <w:t xml:space="default">-0.0134</w:t>
+              <w:t xml:space="default">-0.0169</w:t>
             </w:r>
           </w:p>
         </w:tc>
@@ -416,7 +416,7 @@
                 <w:rFonts w:ascii="Calibri" w:hAnsi="Calibri"/>
                 <w:sz w:val="20"/>
               </w:rPr>
-              <w:t xml:space="default">(-0.0354, 0.0085)</w:t>
+              <w:t xml:space="default">(-0.0392, 0.0055)</w:t>
             </w:r>
           </w:p>
         </w:tc>
@@ -440,7 +440,7 @@
                 <w:rFonts w:ascii="Calibri" w:hAnsi="Calibri"/>
                 <w:sz w:val="20"/>
               </w:rPr>
-              <w:t xml:space="default">0.231</w:t>
+              <w:t xml:space="default">0.139</w:t>
             </w:r>
           </w:p>
         </w:tc>
@@ -521,7 +521,7 @@
                 <w:sz w:val="20"/>
                 <w:b w:val="true"/>
               </w:rPr>
-              <w:t xml:space="default">-0.0820</w:t>
+              <w:t xml:space="default">-0.0785</w:t>
             </w:r>
           </w:p>
         </w:tc>
@@ -547,7 +547,7 @@
                 <w:sz w:val="20"/>
                 <w:b w:val="true"/>
               </w:rPr>
-              <w:t xml:space="default">(-0.0953, -0.0686)</w:t>
+              <w:t xml:space="default">(-0.0920, -0.0650)</w:t>
             </w:r>
           </w:p>
         </w:tc>
@@ -652,7 +652,7 @@
                 <w:rFonts w:ascii="Calibri" w:hAnsi="Calibri"/>
                 <w:sz w:val="20"/>
               </w:rPr>
-              <w:t xml:space="default">0.0024</w:t>
+              <w:t xml:space="default">0.0026</w:t>
             </w:r>
           </w:p>
         </w:tc>
@@ -676,7 +676,7 @@
                 <w:rFonts w:ascii="Calibri" w:hAnsi="Calibri"/>
                 <w:sz w:val="20"/>
               </w:rPr>
-              <w:t xml:space="default">(-0.0030, 0.0079)</w:t>
+              <w:t xml:space="default">(-0.0028, 0.0081)</w:t>
             </w:r>
           </w:p>
         </w:tc>
@@ -700,7 +700,7 @@
                 <w:rFonts w:ascii="Calibri" w:hAnsi="Calibri"/>
                 <w:sz w:val="20"/>
               </w:rPr>
-              <w:t xml:space="default">0.375</w:t>
+              <w:t xml:space="default">0.343</w:t>
             </w:r>
           </w:p>
         </w:tc>
@@ -777,7 +777,7 @@
                 <w:rFonts w:ascii="Calibri" w:hAnsi="Calibri"/>
                 <w:sz w:val="20"/>
               </w:rPr>
-              <w:t xml:space="default">-0.0033</w:t>
+              <w:t xml:space="default">0.0078</w:t>
             </w:r>
           </w:p>
         </w:tc>
@@ -801,7 +801,7 @@
                 <w:rFonts w:ascii="Calibri" w:hAnsi="Calibri"/>
                 <w:sz w:val="20"/>
               </w:rPr>
-              <w:t xml:space="default">(-0.0449, 0.0382)</w:t>
+              <w:t xml:space="default">(-0.0343, 0.0500)</w:t>
             </w:r>
           </w:p>
         </w:tc>
@@ -825,7 +825,7 @@
                 <w:rFonts w:ascii="Calibri" w:hAnsi="Calibri"/>
                 <w:sz w:val="20"/>
               </w:rPr>
-              <w:t xml:space="default">0.876</w:t>
+              <w:t xml:space="default">0.716</w:t>
             </w:r>
           </w:p>
         </w:tc>
